--- a/report_agent/output/risk_assessment_report.docx
+++ b/report_agent/output/risk_assessment_report.docx
@@ -212,7 +212,7 @@
           </w:tcPr>
           <w:p>
             <w:r>
-              <w:t>2026년 7월 1일~10일 위험성평가보고서</w:t>
+              <w:t>위험성평가보고서</w:t>
             </w:r>
           </w:p>
         </w:tc>
@@ -328,7 +328,7 @@
           </w:tcPr>
           <w:p>
             <w:r>
-              <w:t>2026-07-01 ~ 2026-07-10</w:t>
+              <w:t>2026-07-28 ~ 2026-08-03</w:t>
             </w:r>
           </w:p>
         </w:tc>
@@ -386,7 +386,7 @@
           </w:tcPr>
           <w:p>
             <w:r>
-              <w:t>2026-08-05</w:t>
+              <w:t>2026-08-06</w:t>
             </w:r>
           </w:p>
         </w:tc>
@@ -795,7 +795,7 @@
           </w:tcPr>
           <w:p>
             <w:r>
-              <w:t>평가기간 동안 총 10건의 위험성평가가 수행됐다. 고위험 및 중대위험 항목은 6건으로 전체의 60.0%이다. 조치가 연결된 평가 항목은 5건이며, 전체 평가 항목 기준 조치 완료율은 50.0%이다. 승인 완료 평가 항목은 5건이며, 전체 평가 항목 기준 승인 완료율은 50.0%이다. 미조치 평가 항목은 5건이고, 이 중 고위험 또는 중대위험 미조치 항목은 3건이다.</w:t>
+              <w:t>평가기간 동안 총 12건의 위험성평가가 수행됐다. 고위험 및 중대위험 항목은 4건으로 전체의 33.3%이다. 조치가 연결된 평가 항목은 3건이며, 전체 평가 항목 기준 조치 완료율은 25.0%이다. 승인 완료 평가 항목은 3건이며, 전체 평가 항목 기준 승인 완료율은 25.0%이다. 미조치 평가 항목은 9건이고, 이 중 고위험 또는 중대위험 미조치 항목은 2건이다.</w:t>
             </w:r>
           </w:p>
         </w:tc>
@@ -924,7 +924,7 @@
                 <w:color w:val="2F6FB3"/>
                 <w:sz w:val="24"/>
               </w:rPr>
-              <w:t>10</w:t>
+              <w:t>12</w:t>
             </w:r>
             <w:r>
               <w:rPr>
@@ -992,7 +992,7 @@
                 <w:color w:val="D94841"/>
                 <w:sz w:val="24"/>
               </w:rPr>
-              <w:t>6</w:t>
+              <w:t>4</w:t>
             </w:r>
             <w:r>
               <w:rPr>
@@ -1060,7 +1060,7 @@
                 <w:color w:val="F28C28"/>
                 <w:sz w:val="24"/>
               </w:rPr>
-              <w:t>5</w:t>
+              <w:t>3</w:t>
             </w:r>
             <w:r>
               <w:rPr>
@@ -1133,7 +1133,7 @@
                 <w:color w:val="2E9D62"/>
                 <w:sz w:val="24"/>
               </w:rPr>
-              <w:t>50.0%%</w:t>
+              <w:t>25.0%%</w:t>
             </w:r>
           </w:p>
         </w:tc>
@@ -1193,7 +1193,7 @@
                 <w:color w:val="2F6FB3"/>
                 <w:sz w:val="24"/>
               </w:rPr>
-              <w:t>50.0%%</w:t>
+              <w:t>25.0%%</w:t>
             </w:r>
           </w:p>
         </w:tc>
@@ -1269,7 +1269,7 @@
                 <w:color w:val="D94841"/>
                 <w:sz w:val="24"/>
               </w:rPr>
-              <w:t>5</w:t>
+              <w:t>9</w:t>
             </w:r>
             <w:r>
               <w:rPr>
@@ -1648,7 +1648,7 @@
                 <w:color w:val="D94841"/>
                 <w:sz w:val="24"/>
               </w:rPr>
-              <w:t>2</w:t>
+              <w:t>0</w:t>
             </w:r>
             <w:r>
               <w:rPr>
@@ -1752,7 +1752,7 @@
                 <w:color w:val="F4C542"/>
                 <w:sz w:val="24"/>
               </w:rPr>
-              <w:t>2</w:t>
+              <w:t>8</w:t>
             </w:r>
             <w:r>
               <w:rPr>
@@ -1804,7 +1804,7 @@
                 <w:color w:val="2E9D62"/>
                 <w:sz w:val="24"/>
               </w:rPr>
-              <w:t>2</w:t>
+              <w:t>0</w:t>
             </w:r>
             <w:r>
               <w:rPr>
@@ -1896,7 +1896,7 @@
               <w:rPr>
                 <w:sz w:val="20"/>
               </w:rPr>
-              <w:t>위험도 분포는 중대위험 2건, 고위험 4건, 중간위험 2건, 저위험 2건으로 확인됐다. 고위험 및 중대위험 항목은 총 6건으로 전체 평가 항목 10건의 60.0%를 차지했다. 조치가 연결된 평가 항목은 5건이며, 전체 평가 항목 기준 조치 완료율은 50.0%, 승인 완료율은 50.0%이다. 미조치 평가 항목은 5건이고, 이 중 고위험 또는 중대위험 미조치 항목은 3건으로 확인됐다.</w:t>
+              <w:t>위험도 분포는 중대위험 0건, 고위험 4건, 중간위험 8건, 저위험 0건으로 확인됐다. 고위험 및 중대위험 항목은 총 4건으로 전체 평가 항목 12건의 33.3%를 차지했다. 조치가 연결된 평가 항목은 3건이며, 전체 평가 항목 기준 조치 완료율은 25.0%, 승인 완료율은 25.0%이다. 미조치 평가 항목은 9건이고, 이 중 고위험 또는 중대위험 미조치 항목은 2건으로 확인됐다.</w:t>
             </w:r>
           </w:p>
         </w:tc>
@@ -2626,7 +2626,7 @@
               <w:rPr>
                 <w:sz w:val="16"/>
               </w:rPr>
-              <w:t>지하 전기실</w:t>
+              <w:t>집</w:t>
             </w:r>
           </w:p>
         </w:tc>
@@ -2650,7 +2650,7 @@
               <w:rPr>
                 <w:sz w:val="16"/>
               </w:rPr>
-              <w:t>전기실 주변 적치</w:t>
+              <w:t>화재 감지</w:t>
             </w:r>
           </w:p>
         </w:tc>
@@ -2674,7 +2674,7 @@
               <w:rPr>
                 <w:sz w:val="16"/>
               </w:rPr>
-              <w:t>CRITICAL</w:t>
+              <w:t>HIGH</w:t>
             </w:r>
           </w:p>
         </w:tc>
@@ -2722,7 +2722,7 @@
               <w:rPr>
                 <w:sz w:val="16"/>
               </w:rPr>
-              <w:t>승인 완료</w:t>
+              <w:t>승인 미완료</w:t>
             </w:r>
           </w:p>
         </w:tc>
@@ -2749,7 +2749,7 @@
               <w:rPr>
                 <w:sz w:val="16"/>
               </w:rPr>
-              <w:t>: 분전반 앞 청소도구 방치 확인.</w:t>
+              <w:t>: Action is required for this inspection.</w:t>
             </w:r>
             <w:r>
               <w:rPr>
@@ -2767,7 +2767,7 @@
               <w:rPr>
                 <w:sz w:val="16"/>
               </w:rPr>
-              <w:t>: 청소도구를 지정 보관함으로 이동하고 접근 공간 확보.</w:t>
+              <w:t>: -</w:t>
             </w:r>
           </w:p>
         </w:tc>
@@ -2844,7 +2844,7 @@
               <w:rPr>
                 <w:sz w:val="16"/>
               </w:rPr>
-              <w:t>지하 전기실</w:t>
+              <w:t>운동장</w:t>
             </w:r>
           </w:p>
         </w:tc>
@@ -2868,7 +2868,7 @@
               <w:rPr>
                 <w:sz w:val="16"/>
               </w:rPr>
-              <w:t>전기실 주변 적치</w:t>
+              <w:t>화재 감지</w:t>
             </w:r>
           </w:p>
         </w:tc>
@@ -2892,7 +2892,7 @@
               <w:rPr>
                 <w:sz w:val="16"/>
               </w:rPr>
-              <w:t>CRITICAL</w:t>
+              <w:t>HIGH</w:t>
             </w:r>
           </w:p>
         </w:tc>
@@ -2940,7 +2940,7 @@
               <w:rPr>
                 <w:sz w:val="16"/>
               </w:rPr>
-              <w:t>승인 미완료</w:t>
+              <w:t>승인 완료</w:t>
             </w:r>
           </w:p>
         </w:tc>
@@ -2967,7 +2967,7 @@
               <w:rPr>
                 <w:sz w:val="16"/>
               </w:rPr>
-              <w:t>: 분전반 주변 이물질 없음. 소화기 압력 정상.</w:t>
+              <w:t>: 점검자 메모프로세스 확인용</w:t>
             </w:r>
             <w:r>
               <w:rPr>
@@ -3062,7 +3062,7 @@
               <w:rPr>
                 <w:sz w:val="16"/>
               </w:rPr>
-              <w:t>3층 포장라인</w:t>
+              <w:t>기석님 집</w:t>
             </w:r>
           </w:p>
         </w:tc>
@@ -3086,7 +3086,7 @@
               <w:rPr>
                 <w:sz w:val="16"/>
               </w:rPr>
-              <w:t>지게차 동선 침범</w:t>
+              <w:t>화재 감지</w:t>
             </w:r>
           </w:p>
         </w:tc>
@@ -3158,7 +3158,7 @@
               <w:rPr>
                 <w:sz w:val="16"/>
               </w:rPr>
-              <w:t>승인 완료</w:t>
+              <w:t>승인 미완료</w:t>
             </w:r>
           </w:p>
         </w:tc>
@@ -3185,7 +3185,7 @@
               <w:rPr>
                 <w:sz w:val="16"/>
               </w:rPr>
-              <w:t>: 보행자 통로 일부에 팔레트 방치 확인.</w:t>
+              <w:t>: Action is required for this inspection.</w:t>
             </w:r>
             <w:r>
               <w:rPr>
@@ -3203,7 +3203,7 @@
               <w:rPr>
                 <w:sz w:val="16"/>
               </w:rPr>
-              <w:t>: 팔레트를 적재 구역으로 이동하여 보행 통로를 재확보함.</w:t>
+              <w:t>: -</w:t>
             </w:r>
           </w:p>
         </w:tc>
@@ -3280,7 +3280,7 @@
               <w:rPr>
                 <w:sz w:val="16"/>
               </w:rPr>
-              <w:t>2층 A구역</w:t>
+              <w:t>B동 2층</w:t>
             </w:r>
           </w:p>
         </w:tc>
@@ -3304,7 +3304,7 @@
               <w:rPr>
                 <w:sz w:val="16"/>
               </w:rPr>
-              <w:t>피난통로 적치</w:t>
+              <w:t>화재 감지</w:t>
             </w:r>
           </w:p>
         </w:tc>
@@ -3403,443 +3403,7 @@
               <w:rPr>
                 <w:sz w:val="16"/>
               </w:rPr>
-              <w:t>: 피난통로에 박스 적치 확인. 조치 필요.</w:t>
-            </w:r>
-            <w:r>
-              <w:rPr>
-                <w:sz w:val="16"/>
-              </w:rPr>
-              <w:br/>
-            </w:r>
-            <w:r>
-              <w:rPr>
-                <w:sz w:val="16"/>
-              </w:rPr>
-              <w:t>조치</w:t>
-            </w:r>
-            <w:r>
-              <w:rPr>
-                <w:sz w:val="16"/>
-              </w:rPr>
-              <w:t>: 박스 6개를 이동 보관하여 피난통로 폭을 확보함.</w:t>
-            </w:r>
-          </w:p>
-        </w:tc>
-      </w:tr>
-      <w:tr>
-        <w:trPr>
-          <w:jc w:val="center"/>
-        </w:trPr>
-        <w:tc>
-          <w:tcPr>
-            <w:tcW w:w="547" w:type="dxa"/>
-            <w:shd w:val="clear" w:color="auto" w:fill="FFFFFF"/>
-            <w:tcMar>
-              <w:top w:w="100" w:type="dxa"/>
-              <w:left w:w="70" w:type="dxa"/>
-              <w:bottom w:w="100" w:type="dxa"/>
-              <w:right w:w="70" w:type="dxa"/>
-            </w:tcMar>
-            <w:vAlign w:val="center"/>
-          </w:tcPr>
-          <w:p>
-            <w:pPr>
-              <w:jc w:val="center"/>
-            </w:pPr>
-            <w:r>
-              <w:rPr>
-                <w:sz w:val="16"/>
-              </w:rPr>
-              <w:t>5</w:t>
-            </w:r>
-          </w:p>
-        </w:tc>
-        <w:tc>
-          <w:tcPr>
-            <w:tcW w:w="936" w:type="dxa"/>
-            <w:shd w:val="clear" w:color="auto" w:fill="FFFFFF"/>
-            <w:tcMar>
-              <w:top w:w="100" w:type="dxa"/>
-              <w:left w:w="70" w:type="dxa"/>
-              <w:bottom w:w="100" w:type="dxa"/>
-              <w:right w:w="70" w:type="dxa"/>
-            </w:tcMar>
-            <w:vAlign w:val="center"/>
-          </w:tcPr>
-          <w:p>
-            <w:pPr>
-              <w:jc w:val="center"/>
-            </w:pPr>
-            <w:r>
-              <w:rPr>
-                <w:sz w:val="16"/>
-              </w:rPr>
-              <w:t>5</w:t>
-            </w:r>
-          </w:p>
-        </w:tc>
-        <w:tc>
-          <w:tcPr>
-            <w:tcW w:w="1325" w:type="dxa"/>
-            <w:shd w:val="clear" w:color="auto" w:fill="FFFFFF"/>
-            <w:tcMar>
-              <w:top w:w="100" w:type="dxa"/>
-              <w:left w:w="70" w:type="dxa"/>
-              <w:bottom w:w="100" w:type="dxa"/>
-              <w:right w:w="70" w:type="dxa"/>
-            </w:tcMar>
-            <w:vAlign w:val="center"/>
-          </w:tcPr>
-          <w:p>
-            <w:pPr>
-              <w:jc w:val="center"/>
-            </w:pPr>
-            <w:r>
-              <w:rPr>
-                <w:sz w:val="16"/>
-              </w:rPr>
-              <w:t>3층 포장라인</w:t>
-            </w:r>
-          </w:p>
-        </w:tc>
-        <w:tc>
-          <w:tcPr>
-            <w:tcW w:w="1440" w:type="dxa"/>
-            <w:shd w:val="clear" w:color="auto" w:fill="FFFFFF"/>
-            <w:tcMar>
-              <w:top w:w="100" w:type="dxa"/>
-              <w:left w:w="70" w:type="dxa"/>
-              <w:bottom w:w="100" w:type="dxa"/>
-              <w:right w:w="70" w:type="dxa"/>
-            </w:tcMar>
-            <w:vAlign w:val="center"/>
-          </w:tcPr>
-          <w:p>
-            <w:pPr>
-              <w:jc w:val="center"/>
-            </w:pPr>
-            <w:r>
-              <w:rPr>
-                <w:sz w:val="16"/>
-              </w:rPr>
-              <w:t>지게차 동선 침범</w:t>
-            </w:r>
-          </w:p>
-        </w:tc>
-        <w:tc>
-          <w:tcPr>
-            <w:tcW w:w="864" w:type="dxa"/>
-            <w:shd w:val="clear" w:color="auto" w:fill="FFFFFF"/>
-            <w:tcMar>
-              <w:top w:w="100" w:type="dxa"/>
-              <w:left w:w="70" w:type="dxa"/>
-              <w:bottom w:w="100" w:type="dxa"/>
-              <w:right w:w="70" w:type="dxa"/>
-            </w:tcMar>
-            <w:vAlign w:val="center"/>
-          </w:tcPr>
-          <w:p>
-            <w:pPr>
-              <w:jc w:val="center"/>
-            </w:pPr>
-            <w:r>
-              <w:rPr>
-                <w:sz w:val="16"/>
-              </w:rPr>
-              <w:t>HIGH</w:t>
-            </w:r>
-          </w:p>
-        </w:tc>
-        <w:tc>
-          <w:tcPr>
-            <w:tcW w:w="936" w:type="dxa"/>
-            <w:shd w:val="clear" w:color="auto" w:fill="FFFFFF"/>
-            <w:tcMar>
-              <w:top w:w="100" w:type="dxa"/>
-              <w:left w:w="70" w:type="dxa"/>
-              <w:bottom w:w="100" w:type="dxa"/>
-              <w:right w:w="70" w:type="dxa"/>
-            </w:tcMar>
-            <w:vAlign w:val="center"/>
-          </w:tcPr>
-          <w:p>
-            <w:pPr>
-              <w:jc w:val="center"/>
-            </w:pPr>
-            <w:r>
-              <w:rPr>
-                <w:sz w:val="16"/>
-              </w:rPr>
-              <w:t>-</w:t>
-            </w:r>
-          </w:p>
-        </w:tc>
-        <w:tc>
-          <w:tcPr>
-            <w:tcW w:w="1008" w:type="dxa"/>
-            <w:shd w:val="clear" w:color="auto" w:fill="FFFFFF"/>
-            <w:tcMar>
-              <w:top w:w="100" w:type="dxa"/>
-              <w:left w:w="70" w:type="dxa"/>
-              <w:bottom w:w="100" w:type="dxa"/>
-              <w:right w:w="70" w:type="dxa"/>
-            </w:tcMar>
-            <w:vAlign w:val="center"/>
-          </w:tcPr>
-          <w:p>
-            <w:pPr>
-              <w:jc w:val="center"/>
-            </w:pPr>
-            <w:r>
-              <w:rPr>
-                <w:sz w:val="16"/>
-              </w:rPr>
-              <w:t>승인 미완료</w:t>
-            </w:r>
-          </w:p>
-        </w:tc>
-        <w:tc>
-          <w:tcPr>
-            <w:tcW w:w="3096" w:type="dxa"/>
-            <w:shd w:val="clear" w:color="auto" w:fill="FFFFFF"/>
-            <w:tcMar>
-              <w:top w:w="100" w:type="dxa"/>
-              <w:left w:w="70" w:type="dxa"/>
-              <w:bottom w:w="100" w:type="dxa"/>
-              <w:right w:w="70" w:type="dxa"/>
-            </w:tcMar>
-            <w:vAlign w:val="center"/>
-          </w:tcPr>
-          <w:p>
-            <w:r>
-              <w:rPr>
-                <w:sz w:val="16"/>
-              </w:rPr>
-              <w:t>점검</w:t>
-            </w:r>
-            <w:r>
-              <w:rPr>
-                <w:sz w:val="16"/>
-              </w:rPr>
-              <w:t>: 보행자 통로와 지게차 이동 동선 분리 상태 양호.</w:t>
-            </w:r>
-            <w:r>
-              <w:rPr>
-                <w:sz w:val="16"/>
-              </w:rPr>
-              <w:br/>
-            </w:r>
-            <w:r>
-              <w:rPr>
-                <w:sz w:val="16"/>
-              </w:rPr>
-              <w:t>조치</w:t>
-            </w:r>
-            <w:r>
-              <w:rPr>
-                <w:sz w:val="16"/>
-              </w:rPr>
-              <w:t>: -</w:t>
-            </w:r>
-          </w:p>
-        </w:tc>
-      </w:tr>
-      <w:tr>
-        <w:trPr>
-          <w:jc w:val="center"/>
-        </w:trPr>
-        <w:tc>
-          <w:tcPr>
-            <w:tcW w:w="547" w:type="dxa"/>
-            <w:shd w:val="clear" w:color="auto" w:fill="FFFFFF"/>
-            <w:tcMar>
-              <w:top w:w="100" w:type="dxa"/>
-              <w:left w:w="70" w:type="dxa"/>
-              <w:bottom w:w="100" w:type="dxa"/>
-              <w:right w:w="70" w:type="dxa"/>
-            </w:tcMar>
-            <w:vAlign w:val="center"/>
-          </w:tcPr>
-          <w:p>
-            <w:pPr>
-              <w:jc w:val="center"/>
-            </w:pPr>
-            <w:r>
-              <w:rPr>
-                <w:sz w:val="16"/>
-              </w:rPr>
-              <w:t>6</w:t>
-            </w:r>
-          </w:p>
-        </w:tc>
-        <w:tc>
-          <w:tcPr>
-            <w:tcW w:w="936" w:type="dxa"/>
-            <w:shd w:val="clear" w:color="auto" w:fill="FFFFFF"/>
-            <w:tcMar>
-              <w:top w:w="100" w:type="dxa"/>
-              <w:left w:w="70" w:type="dxa"/>
-              <w:bottom w:w="100" w:type="dxa"/>
-              <w:right w:w="70" w:type="dxa"/>
-            </w:tcMar>
-            <w:vAlign w:val="center"/>
-          </w:tcPr>
-          <w:p>
-            <w:pPr>
-              <w:jc w:val="center"/>
-            </w:pPr>
-            <w:r>
-              <w:rPr>
-                <w:sz w:val="16"/>
-              </w:rPr>
-              <w:t>6</w:t>
-            </w:r>
-          </w:p>
-        </w:tc>
-        <w:tc>
-          <w:tcPr>
-            <w:tcW w:w="1325" w:type="dxa"/>
-            <w:shd w:val="clear" w:color="auto" w:fill="FFFFFF"/>
-            <w:tcMar>
-              <w:top w:w="100" w:type="dxa"/>
-              <w:left w:w="70" w:type="dxa"/>
-              <w:bottom w:w="100" w:type="dxa"/>
-              <w:right w:w="70" w:type="dxa"/>
-            </w:tcMar>
-            <w:vAlign w:val="center"/>
-          </w:tcPr>
-          <w:p>
-            <w:pPr>
-              <w:jc w:val="center"/>
-            </w:pPr>
-            <w:r>
-              <w:rPr>
-                <w:sz w:val="16"/>
-              </w:rPr>
-              <w:t>2층 A구역</w:t>
-            </w:r>
-          </w:p>
-        </w:tc>
-        <w:tc>
-          <w:tcPr>
-            <w:tcW w:w="1440" w:type="dxa"/>
-            <w:shd w:val="clear" w:color="auto" w:fill="FFFFFF"/>
-            <w:tcMar>
-              <w:top w:w="100" w:type="dxa"/>
-              <w:left w:w="70" w:type="dxa"/>
-              <w:bottom w:w="100" w:type="dxa"/>
-              <w:right w:w="70" w:type="dxa"/>
-            </w:tcMar>
-            <w:vAlign w:val="center"/>
-          </w:tcPr>
-          <w:p>
-            <w:pPr>
-              <w:jc w:val="center"/>
-            </w:pPr>
-            <w:r>
-              <w:rPr>
-                <w:sz w:val="16"/>
-              </w:rPr>
-              <w:t>피난통로 적치</w:t>
-            </w:r>
-          </w:p>
-        </w:tc>
-        <w:tc>
-          <w:tcPr>
-            <w:tcW w:w="864" w:type="dxa"/>
-            <w:shd w:val="clear" w:color="auto" w:fill="FFFFFF"/>
-            <w:tcMar>
-              <w:top w:w="100" w:type="dxa"/>
-              <w:left w:w="70" w:type="dxa"/>
-              <w:bottom w:w="100" w:type="dxa"/>
-              <w:right w:w="70" w:type="dxa"/>
-            </w:tcMar>
-            <w:vAlign w:val="center"/>
-          </w:tcPr>
-          <w:p>
-            <w:pPr>
-              <w:jc w:val="center"/>
-            </w:pPr>
-            <w:r>
-              <w:rPr>
-                <w:sz w:val="16"/>
-              </w:rPr>
-              <w:t>HIGH</w:t>
-            </w:r>
-          </w:p>
-        </w:tc>
-        <w:tc>
-          <w:tcPr>
-            <w:tcW w:w="936" w:type="dxa"/>
-            <w:shd w:val="clear" w:color="auto" w:fill="FFFFFF"/>
-            <w:tcMar>
-              <w:top w:w="100" w:type="dxa"/>
-              <w:left w:w="70" w:type="dxa"/>
-              <w:bottom w:w="100" w:type="dxa"/>
-              <w:right w:w="70" w:type="dxa"/>
-            </w:tcMar>
-            <w:vAlign w:val="center"/>
-          </w:tcPr>
-          <w:p>
-            <w:pPr>
-              <w:jc w:val="center"/>
-            </w:pPr>
-            <w:r>
-              <w:rPr>
-                <w:sz w:val="16"/>
-              </w:rPr>
-              <w:t>-</w:t>
-            </w:r>
-          </w:p>
-        </w:tc>
-        <w:tc>
-          <w:tcPr>
-            <w:tcW w:w="1008" w:type="dxa"/>
-            <w:shd w:val="clear" w:color="auto" w:fill="FFFFFF"/>
-            <w:tcMar>
-              <w:top w:w="100" w:type="dxa"/>
-              <w:left w:w="70" w:type="dxa"/>
-              <w:bottom w:w="100" w:type="dxa"/>
-              <w:right w:w="70" w:type="dxa"/>
-            </w:tcMar>
-            <w:vAlign w:val="center"/>
-          </w:tcPr>
-          <w:p>
-            <w:pPr>
-              <w:jc w:val="center"/>
-            </w:pPr>
-            <w:r>
-              <w:rPr>
-                <w:sz w:val="16"/>
-              </w:rPr>
-              <w:t>승인 미완료</w:t>
-            </w:r>
-          </w:p>
-        </w:tc>
-        <w:tc>
-          <w:tcPr>
-            <w:tcW w:w="3096" w:type="dxa"/>
-            <w:shd w:val="clear" w:color="auto" w:fill="FFFFFF"/>
-            <w:tcMar>
-              <w:top w:w="100" w:type="dxa"/>
-              <w:left w:w="70" w:type="dxa"/>
-              <w:bottom w:w="100" w:type="dxa"/>
-              <w:right w:w="70" w:type="dxa"/>
-            </w:tcMar>
-            <w:vAlign w:val="center"/>
-          </w:tcPr>
-          <w:p>
-            <w:r>
-              <w:rPr>
-                <w:sz w:val="16"/>
-              </w:rPr>
-              <w:t>점검</w:t>
-            </w:r>
-            <w:r>
-              <w:rPr>
-                <w:sz w:val="16"/>
-              </w:rPr>
-              <w:t>: 피난통로에 적치물 없음. 비상구 접근 상태 양호.</w:t>
+              <w:t>: 소화기 앞 박스 적치물 발견 -&gt; 제거 조치 필요</w:t>
             </w:r>
             <w:r>
               <w:rPr>
@@ -4143,7 +3707,7 @@
               <w:rPr>
                 <w:sz w:val="22"/>
               </w:rPr>
-              <w:t>위험성평가 결과 총 10건 중 6건이 고위험 또는 중대위험으로 분류됐다. 조치가 연결된 평가 항목은 5건이며, 미조치 평가 항목은 5건으로 확인됐다. 특히 고위험 또는 중대위험 미조치 항목 3건은 우선 관리 대상으로 분류된다. 본 보고서는 위험도 분포, 관리 현황, 주요 고위험 항목을 기준으로 사업장 위험성평가 결과를 종합한 것이다.</w:t>
+              <w:t>위험성평가 결과 총 12건 중 4건이 고위험 또는 중대위험으로 분류됐다. 조치가 연결된 평가 항목은 3건이며, 미조치 평가 항목은 9건으로 확인됐다. 특히 고위험 또는 중대위험 미조치 항목 2건은 우선 관리 대상으로 분류된다. 본 보고서는 위험도 분포, 관리 현황, 주요 고위험 항목을 기준으로 사업장 위험성평가 결과를 종합한 것이다.</w:t>
             </w:r>
           </w:p>
           <w:p/>
@@ -4262,7 +3826,7 @@
                 <w:b/>
                 <w:sz w:val="20"/>
               </w:rPr>
-              <w:t>3</w:t>
+              <w:t>2</w:t>
             </w:r>
             <w:r>
               <w:rPr>
@@ -4348,7 +3912,7 @@
                 <w:b/>
                 <w:sz w:val="20"/>
               </w:rPr>
-              <w:t>50.0%%</w:t>
+              <w:t>25.0%%</w:t>
             </w:r>
           </w:p>
         </w:tc>
@@ -4427,7 +3991,7 @@
                 <w:b/>
                 <w:sz w:val="20"/>
               </w:rPr>
-              <w:t>50.0%%</w:t>
+              <w:t>25.0%%</w:t>
             </w:r>
           </w:p>
         </w:tc>

--- a/report_agent/output/risk_assessment_report.docx
+++ b/report_agent/output/risk_assessment_report.docx
@@ -795,7 +795,7 @@
           </w:tcPr>
           <w:p>
             <w:r>
-              <w:t>평가기간 동안 총 12건의 위험성평가가 수행됐다. 고위험 및 중대위험 항목은 4건으로 전체의 33.3%이다. 조치가 연결된 평가 항목은 3건이며, 전체 평가 항목 기준 조치 완료율은 25.0%이다. 승인 완료 평가 항목은 3건이며, 전체 평가 항목 기준 승인 완료율은 25.0%이다. 미조치 평가 항목은 9건이고, 이 중 고위험 또는 중대위험 미조치 항목은 2건이다.</w:t>
+              <w:t>평가기간 동안 총 12건의 위험성평가가 수행됐다. 고위험 및 중대위험 항목은 4건으로 전체의 0.0%이다. 조치가 연결된 평가 항목은 3건이며, 전체 평가 항목 기준 조치 완료율은 25.0%이다. 승인 완료 평가 항목은 3건이며, 전체 평가 항목 기준 승인 완료율은 25.0%이다. 미조치 평가 항목은 9건이고, 이 중 고위험 또는 중대위험 미조치 항목은 2건이다.</w:t>
             </w:r>
           </w:p>
         </w:tc>
@@ -1896,7 +1896,7 @@
               <w:rPr>
                 <w:sz w:val="20"/>
               </w:rPr>
-              <w:t>위험도 분포는 중대위험 0건, 고위험 4건, 중간위험 8건, 저위험 0건으로 확인됐다. 고위험 및 중대위험 항목은 총 4건으로 전체 평가 항목 12건의 33.3%를 차지했다. 조치가 연결된 평가 항목은 3건이며, 전체 평가 항목 기준 조치 완료율은 25.0%, 승인 완료율은 25.0%이다. 미조치 평가 항목은 9건이고, 이 중 고위험 또는 중대위험 미조치 항목은 2건으로 확인됐다.</w:t>
+              <w:t>위험도 분포는 중대위험 0건, 고위험 4건, 중간위험 8건, 저위험 0건으로 확인됐다. 고위험 및 중대위험 항목은 총 4건으로 전체 평가 항목 12건의 0.0%를 차지했다. 조치가 연결된 평가 항목은 3건이며, 전체 평가 항목 기준 조치 완료율은 25.0%, 승인 완료율은 25.0%이다. 미조치 평가 항목은 9건이고, 이 중 고위험 또는 중대위험 미조치 항목은 2건으로 확인됐다.</w:t>
             </w:r>
           </w:p>
         </w:tc>

--- a/report_agent/output/risk_assessment_report.docx
+++ b/report_agent/output/risk_assessment_report.docx
@@ -212,7 +212,7 @@
           </w:tcPr>
           <w:p>
             <w:r>
-              <w:t>위험성평가보고서</w:t>
+              <w:t>2026년 7월 28일~8월 3일 위험성평가보고서</w:t>
             </w:r>
           </w:p>
         </w:tc>
@@ -328,7 +328,7 @@
           </w:tcPr>
           <w:p>
             <w:r>
-              <w:t>2026-07-28 ~ 2026-08-03</w:t>
+              <w:t>2026-07-28~2026-08-03</w:t>
             </w:r>
           </w:p>
         </w:tc>
